--- a/docs/articles/02-technical-lumi-layered-memory-nuances-presence.docx
+++ b/docs/articles/02-technical-lumi-layered-memory-nuances-presence.docx
@@ -377,7 +377,16 @@
     </w:p>
     <w:p>
       <w:r>
-        <w:t>For 0.1.0, the system should remain review-gated and fail-closed. It should not introduce uncontrolled live autonomous behavior. A safe preview is not the same thing as a fully live social agent. The first release target is inspectability and installable structure, not dramatic autonomy.</w:t>
+        <w:t xml:space="preserve">For </w:t>
+      </w:r>
+      <w:r>
+        <w:rPr>
+          <w:rFonts w:ascii="Courier New" w:hAnsi="Courier New"/>
+        </w:rPr>
+        <w:t>v0.1.0</w:t>
+      </w:r>
+      <w:r>
+        <w:t>, the system remains review-gated and fail-closed. It does not introduce uncontrolled live autonomous behavior. A safe preview is not the same thing as a fully live social agent. The first release proves inspectability, installer/adapter structure, packaging, and release hygiene rather than dramatic autonomy.</w:t>
       </w:r>
     </w:p>
     <w:p>
@@ -471,7 +480,7 @@
     </w:p>
     <w:p>
       <w:r>
-        <w:t xml:space="preserve">Release candidates are promoted into </w:t>
+        <w:t xml:space="preserve">Release-ready updates are promoted into </w:t>
       </w:r>
       <w:r>
         <w:rPr>
@@ -502,7 +511,7 @@
         <w:br/>
         <w:t>→ run doorway release check</w:t>
         <w:br/>
-        <w:t>→ commit as release candidate</w:t>
+        <w:t>→ commit as release-ready update</w:t>
       </w:r>
     </w:p>
     <w:p>
@@ -579,7 +588,25 @@
     </w:p>
     <w:p>
       <w:r>
-        <w:t>This is why the 0.1.0 scope is an installable Hermes preview with review gates, synthetic fixtures, and fail-closed behavior. The first milestone should prove the shape: memory provides context, Nuances appraises the moment, Presence governs initiative, and the release doorway keeps public artifacts clean.</w:t>
+        <w:t xml:space="preserve">This is why the </w:t>
+      </w:r>
+      <w:r>
+        <w:rPr>
+          <w:rFonts w:ascii="Courier New" w:hAnsi="Courier New"/>
+        </w:rPr>
+        <w:t>v0.1.0</w:t>
+      </w:r>
+      <w:r>
+        <w:t xml:space="preserve"> scope is an installable Hermes preview with review gates, synthetic fixtures, and fail-closed behavior. That milestone proves the shape: memory provides context, Nuances appraises the moment, Presence governs initiative, and the release doorway keeps public artifacts clean. The </w:t>
+      </w:r>
+      <w:r>
+        <w:rPr>
+          <w:rFonts w:ascii="Courier New" w:hAnsi="Courier New"/>
+        </w:rPr>
+        <w:t>v0.2</w:t>
+      </w:r>
+      <w:r>
+        <w:t xml:space="preserve"> scope should now prove the next thing: one real demo path from input context to appraisal, presence decision, receipt, and safe no-write boundary, with live-host limitations documented honestly.</w:t>
       </w:r>
     </w:p>
     <w:p>

--- a/docs/articles/02-technical-lumi-layered-memory-nuances-presence.docx
+++ b/docs/articles/02-technical-lumi-layered-memory-nuances-presence.docx
@@ -377,16 +377,7 @@
     </w:p>
     <w:p>
       <w:r>
-        <w:t xml:space="preserve">For </w:t>
-      </w:r>
-      <w:r>
-        <w:rPr>
-          <w:rFonts w:ascii="Courier New" w:hAnsi="Courier New"/>
-        </w:rPr>
-        <w:t>v0.1.0</w:t>
-      </w:r>
-      <w:r>
-        <w:t>, the system remains review-gated and fail-closed. It does not introduce uncontrolled live autonomous behavior. A safe preview is not the same thing as a fully live social agent. The first release proves inspectability, installer/adapter structure, packaging, and release hygiene rather than dramatic autonomy.</w:t>
+        <w:t>The system remains review-gated and fail-closed. It does not introduce uncontrolled live autonomous behavior. The current public surface proves more than packaging: it includes tested Live Surface contracts and natural-language controls, while still avoiding claims of broad live autonomy. Natural-language controls are semantic intent families, not magic keyword commands; already-warmed safe context should add no user-visible wait, and refresh pressure is kept separate from permission to surface proactively.</w:t>
       </w:r>
     </w:p>
     <w:p>
@@ -588,25 +579,7 @@
     </w:p>
     <w:p>
       <w:r>
-        <w:t xml:space="preserve">This is why the </w:t>
-      </w:r>
-      <w:r>
-        <w:rPr>
-          <w:rFonts w:ascii="Courier New" w:hAnsi="Courier New"/>
-        </w:rPr>
-        <w:t>v0.1.0</w:t>
-      </w:r>
-      <w:r>
-        <w:t xml:space="preserve"> scope is an installable Hermes preview with review gates, synthetic fixtures, and fail-closed behavior. That milestone proves the shape: memory provides context, Nuances appraises the moment, Presence governs initiative, and the release doorway keeps public artifacts clean. The </w:t>
-      </w:r>
-      <w:r>
-        <w:rPr>
-          <w:rFonts w:ascii="Courier New" w:hAnsi="Courier New"/>
-        </w:rPr>
-        <w:t>v0.2</w:t>
-      </w:r>
-      <w:r>
-        <w:t xml:space="preserve"> scope should now prove the next thing: one real demo path from input context to appraisal, presence decision, receipt, and safe no-write boundary, with live-host limitations documented honestly.</w:t>
+        <w:t>This is why the current scope stays review-gated, synthetic-fixture-driven, and fail-closed. The project now proves the shape and a clearer interaction contract: memory provides context, Nuances appraises the moment, Presence governs initiative, natural-language controls route user intent, and the release doorway keeps public artifacts clean. The next work is to deepen host integration and demo evidence without overstating live automation. Live-host limitations should remain documented honestly.</w:t>
       </w:r>
     </w:p>
     <w:p>
